--- a/data/resumes/english/sample_en_001.docx
+++ b/data/resumes/english/sample_en_001.docx
@@ -9,7 +9,28 @@
     </w:p>
     <w:p>
       <w:r>
-        <w:t>sarah.alamin@example.com | +966-50-123-4567</w:t>
+        <w:t>sarah.alamin@example.com | +966-50-123-4567 | Riyadh, Saudi Arabia</w:t>
+      </w:r>
+    </w:p>
+    <w:p>
+      <w:r>
+        <w:t>linkedin.com/in/sarah-alamin | github.com/sarahalamin</w:t>
+      </w:r>
+    </w:p>
+    <w:p/>
+    <w:p>
+      <w:r>
+        <w:t>Summary</w:t>
+      </w:r>
+    </w:p>
+    <w:p>
+      <w:r>
+        <w:t>Backend-leaning software engineer with 5 years of experience building data</w:t>
+      </w:r>
+    </w:p>
+    <w:p>
+      <w:r>
+        <w:t>pipelines and ML infrastructure.</w:t>
       </w:r>
     </w:p>
     <w:p/>
@@ -20,7 +41,7 @@
     </w:p>
     <w:p>
       <w:r>
-        <w:t>BSc Computer Science, King Saud University, 2016-2020</w:t>
+        <w:t>BSc Computer Science, King Saud University, 2016-2020, GPA 3.8</w:t>
       </w:r>
     </w:p>
     <w:p/>
@@ -53,23 +74,12 @@
     <w:p/>
     <w:p>
       <w:r>
-        <w:t>Technical Skills</w:t>
+        <w:t>Skills</w:t>
       </w:r>
     </w:p>
     <w:p>
       <w:r>
-        <w:t>Python, SQL, Docker, Kubernetes, AWS</w:t>
-      </w:r>
-    </w:p>
-    <w:p/>
-    <w:p>
-      <w:r>
-        <w:t>Soft Skills</w:t>
-      </w:r>
-    </w:p>
-    <w:p>
-      <w:r>
-        <w:t>Leadership, Communication, Problem Solving</w:t>
+        <w:t>Python, SQL, Docker, Kubernetes, AWS, Leadership, Communication, Problem Solving</w:t>
       </w:r>
     </w:p>
     <w:p/>
@@ -80,7 +90,23 @@
     </w:p>
     <w:p>
       <w:r>
-        <w:t>AWS Certified Solutions Architect, Amazon, 2022</w:t>
+        <w:t>AWS Certified Solutions Architect, Amazon, issued 2022</w:t>
+      </w:r>
+    </w:p>
+    <w:p/>
+    <w:p>
+      <w:r>
+        <w:t>Projects</w:t>
+      </w:r>
+    </w:p>
+    <w:p>
+      <w:r>
+        <w:t>Resume Parser, github.com/sarahalamin/resume-parser</w:t>
+      </w:r>
+    </w:p>
+    <w:p>
+      <w:r>
+        <w:t>Open-source bilingual resume parsing pipeline.</w:t>
       </w:r>
     </w:p>
     <w:p/>
